--- a/treatment-calibration-trident-protocol.docx
+++ b/treatment-calibration-trident-protocol.docx
@@ -23,7 +23,7 @@
         <w:pStyle w:val="Date"/>
       </w:pPr>
       <w:r>
-        <w:t xml:space="preserve">2026-04-23</w:t>
+        <w:t xml:space="preserve">2026-06-09</w:t>
       </w:r>
     </w:p>
     <w:sdt>
@@ -1617,7 +1617,7 @@
                 <w:szCs w:val="20"/>
                 <w:color w:val="000000"/>
               </w:rPr>
-              <w:t xml:space="preserve">1603.12</w:t>
+              <w:t xml:space="preserve">1602.43</w:t>
             </w:r>
           </w:p>
         </w:tc>
@@ -1730,7 +1730,7 @@
                 <w:szCs w:val="20"/>
                 <w:color w:val="000000"/>
               </w:rPr>
-              <w:t xml:space="preserve">1594.4</w:t>
+              <w:t xml:space="preserve">1593.8</w:t>
             </w:r>
           </w:p>
         </w:tc>
@@ -1843,7 +1843,7 @@
                 <w:szCs w:val="20"/>
                 <w:color w:val="000000"/>
               </w:rPr>
-              <w:t xml:space="preserve">1594.48</w:t>
+              <w:t xml:space="preserve">1593.88</w:t>
             </w:r>
           </w:p>
         </w:tc>
@@ -1956,7 +1956,7 @@
                 <w:szCs w:val="20"/>
                 <w:color w:val="000000"/>
               </w:rPr>
-              <w:t xml:space="preserve">1594.71</w:t>
+              <w:t xml:space="preserve">1594.16</w:t>
             </w:r>
           </w:p>
         </w:tc>
@@ -2069,7 +2069,7 @@
                 <w:szCs w:val="20"/>
                 <w:color w:val="000000"/>
               </w:rPr>
-              <w:t xml:space="preserve">1594.53</w:t>
+              <w:t xml:space="preserve">1593.95</w:t>
             </w:r>
           </w:p>
         </w:tc>
@@ -2182,7 +2182,7 @@
                 <w:szCs w:val="20"/>
                 <w:color w:val="000000"/>
               </w:rPr>
-              <w:t xml:space="preserve">1596.1</w:t>
+              <w:t xml:space="preserve">1595.53</w:t>
             </w:r>
           </w:p>
         </w:tc>
@@ -2295,7 +2295,7 @@
                 <w:szCs w:val="20"/>
                 <w:color w:val="000000"/>
               </w:rPr>
-              <w:t xml:space="preserve">1599.13</w:t>
+              <w:t xml:space="preserve">1598.55</w:t>
             </w:r>
           </w:p>
         </w:tc>
@@ -3602,7 +3602,7 @@
                 <w:szCs w:val="20"/>
                 <w:color w:val="000000"/>
               </w:rPr>
-              <w:t xml:space="preserve">270</w:t>
+              <w:t xml:space="preserve">269</w:t>
             </w:r>
           </w:p>
         </w:tc>
@@ -3656,7 +3656,7 @@
                 <w:szCs w:val="20"/>
                 <w:color w:val="000000"/>
               </w:rPr>
-              <w:t xml:space="preserve">-8.70</w:t>
+              <w:t xml:space="preserve">-8.69</w:t>
             </w:r>
           </w:p>
         </w:tc>
@@ -3764,7 +3764,7 @@
                 <w:szCs w:val="20"/>
                 <w:color w:val="000000"/>
               </w:rPr>
-              <w:t xml:space="preserve">6.07 (4.4-8.38)</w:t>
+              <w:t xml:space="preserve">6.13 (4.44-8.47)</w:t>
             </w:r>
           </w:p>
         </w:tc>
@@ -6996,7 +6996,7 @@
         <w:rPr>
           <w:rStyle w:val="VerbatimChar"/>
         </w:rPr>
-        <w:t xml:space="preserve">  The estimated calibrated risk ratio is 0.484 (95% confidence interval 0.42-0.564).</w:t>
+        <w:t xml:space="preserve">  The estimated calibrated risk ratio is 0.485 (95% confidence interval 0.42-0.564).</w:t>
       </w:r>
     </w:p>
     <w:p>
@@ -7238,7 +7238,7 @@
         <w:rPr>
           <w:rStyle w:val="VerbatimChar"/>
         </w:rPr>
-        <w:t xml:space="preserve"> The number needed to treat is 34.11 (95% CI 30.17 - 40.1).</w:t>
+        <w:t xml:space="preserve"> The number needed to treat is 33.99 (95% CI 30.06 - 39.96).</w:t>
       </w:r>
     </w:p>
     <w:bookmarkEnd w:id="89"/>
@@ -7972,6 +7972,295 @@
       </w:r>
     </w:p>
     <w:bookmarkEnd w:id="125"/>
+    <w:bookmarkStart w:id="141" w:name="Xcd7c31587fe9ae710b96081c1562505a201b294"/>
+    <w:p>
+      <w:pPr>
+        <w:pStyle w:val="Heading2"/>
+      </w:pPr>
+      <w:r>
+        <w:rPr>
+          <w:rStyle w:val="SectionNumber"/>
+        </w:rPr>
+        <w:t xml:space="preserve">7</w:t>
+      </w:r>
+      <w:r>
+        <w:tab/>
+      </w:r>
+      <w:r>
+        <w:t xml:space="preserve">Extension: absolute risks in the prescence of competing risks.</w:t>
+      </w:r>
+    </w:p>
+    <w:p>
+      <w:pPr>
+        <w:pStyle w:val="FirstParagraph"/>
+      </w:pPr>
+      <w:r>
+        <w:t xml:space="preserve">To properly calculate absolute risk of recurrent stroke, we need to take into account competing risk of death. We earlier defined variables to allow us to calculate the rate of competing events.</w:t>
+      </w:r>
+    </w:p>
+    <w:bookmarkStart w:id="140" w:name="model-selection"/>
+    <w:p>
+      <w:pPr>
+        <w:pStyle w:val="Heading3"/>
+      </w:pPr>
+      <w:r>
+        <w:rPr>
+          <w:rStyle w:val="SectionNumber"/>
+        </w:rPr>
+        <w:t xml:space="preserve">7.1</w:t>
+      </w:r>
+      <w:r>
+        <w:tab/>
+      </w:r>
+      <w:r>
+        <w:t xml:space="preserve">Model selection</w:t>
+      </w:r>
+    </w:p>
+    <w:bookmarkStart w:id="135" w:name="km-curve"/>
+    <w:p>
+      <w:pPr>
+        <w:pStyle w:val="Heading4"/>
+      </w:pPr>
+      <w:r>
+        <w:rPr>
+          <w:rStyle w:val="SectionNumber"/>
+        </w:rPr>
+        <w:t xml:space="preserve">7.1.1</w:t>
+      </w:r>
+      <w:r>
+        <w:tab/>
+      </w:r>
+      <w:r>
+        <w:t xml:space="preserve">KM curve</w:t>
+      </w:r>
+    </w:p>
+    <w:p>
+      <w:pPr>
+        <w:pStyle w:val="FirstParagraph"/>
+      </w:pPr>
+      <w:r>
+        <w:t xml:space="preserve">First, look at the Kaplan-Meier curve.</w:t>
+      </w:r>
+    </w:p>
+    <w:p>
+      <w:pPr>
+        <w:pStyle w:val="BodyText"/>
+      </w:pPr>
+      <w:r>
+        <w:drawing>
+          <wp:inline>
+            <wp:extent cx="5334000" cy="4267200"/>
+            <wp:effectExtent b="0" l="0" r="0" t="0"/>
+            <wp:docPr descr="" title="" id="127" name="Picture"/>
+            <a:graphic>
+              <a:graphicData uri="http://schemas.openxmlformats.org/drawingml/2006/picture">
+                <pic:pic>
+                  <pic:nvPicPr>
+                    <pic:cNvPr descr="treatment-calibration-trident-protocol_files/figure-docx/KM%20death%20rates%20LATCH-1.png" id="128" name="Picture"/>
+                    <pic:cNvPicPr>
+                      <a:picLocks noChangeArrowheads="1" noChangeAspect="1"/>
+                    </pic:cNvPicPr>
+                  </pic:nvPicPr>
+                  <pic:blipFill>
+                    <a:blip r:embed="rId126"/>
+                    <a:stretch>
+                      <a:fillRect/>
+                    </a:stretch>
+                  </pic:blipFill>
+                  <pic:spPr bwMode="auto">
+                    <a:xfrm>
+                      <a:off x="0" y="0"/>
+                      <a:ext cx="5334000" cy="4267200"/>
+                    </a:xfrm>
+                    <a:prstGeom prst="rect">
+                      <a:avLst/>
+                    </a:prstGeom>
+                    <a:noFill/>
+                    <a:ln w="9525">
+                      <a:noFill/>
+                      <a:headEnd/>
+                      <a:tailEnd/>
+                    </a:ln>
+                  </pic:spPr>
+                </pic:pic>
+              </a:graphicData>
+            </a:graphic>
+          </wp:inline>
+        </w:drawing>
+      </w:r>
+      <w:r>
+        <w:drawing>
+          <wp:inline>
+            <wp:extent cx="5334000" cy="4267200"/>
+            <wp:effectExtent b="0" l="0" r="0" t="0"/>
+            <wp:docPr descr="" title="" id="130" name="Picture"/>
+            <a:graphic>
+              <a:graphicData uri="http://schemas.openxmlformats.org/drawingml/2006/picture">
+                <pic:pic>
+                  <pic:nvPicPr>
+                    <pic:cNvPr descr="treatment-calibration-trident-protocol_files/figure-docx/KM%20death%20rates%20LATCH-2.png" id="131" name="Picture"/>
+                    <pic:cNvPicPr>
+                      <a:picLocks noChangeArrowheads="1" noChangeAspect="1"/>
+                    </pic:cNvPicPr>
+                  </pic:nvPicPr>
+                  <pic:blipFill>
+                    <a:blip r:embed="rId129"/>
+                    <a:stretch>
+                      <a:fillRect/>
+                    </a:stretch>
+                  </pic:blipFill>
+                  <pic:spPr bwMode="auto">
+                    <a:xfrm>
+                      <a:off x="0" y="0"/>
+                      <a:ext cx="5334000" cy="4267200"/>
+                    </a:xfrm>
+                    <a:prstGeom prst="rect">
+                      <a:avLst/>
+                    </a:prstGeom>
+                    <a:noFill/>
+                    <a:ln w="9525">
+                      <a:noFill/>
+                      <a:headEnd/>
+                      <a:tailEnd/>
+                    </a:ln>
+                  </pic:spPr>
+                </pic:pic>
+              </a:graphicData>
+            </a:graphic>
+          </wp:inline>
+        </w:drawing>
+      </w:r>
+      <w:r>
+        <w:t xml:space="preserve"> </w:t>
+      </w:r>
+      <w:r>
+        <w:t xml:space="preserve">#### Parametric model</w:t>
+      </w:r>
+    </w:p>
+    <w:p>
+      <w:pPr>
+        <w:pStyle w:val="BodyText"/>
+      </w:pPr>
+      <w:r>
+        <w:t xml:space="preserve">Look to see if the exponential model is acceptable at t2.</w:t>
+      </w:r>
+    </w:p>
+    <w:p>
+      <w:pPr>
+        <w:pStyle w:val="BodyText"/>
+      </w:pPr>
+      <w:r>
+        <w:drawing>
+          <wp:inline>
+            <wp:extent cx="5334000" cy="2667000"/>
+            <wp:effectExtent b="0" l="0" r="0" t="0"/>
+            <wp:docPr descr="" title="" id="133" name="Picture"/>
+            <a:graphic>
+              <a:graphicData uri="http://schemas.openxmlformats.org/drawingml/2006/picture">
+                <pic:pic>
+                  <pic:nvPicPr>
+                    <pic:cNvPr descr="treatment-calibration-trident-protocol_files/figure-docx/comp%20event%20plots-1.png" id="134" name="Picture"/>
+                    <pic:cNvPicPr>
+                      <a:picLocks noChangeArrowheads="1" noChangeAspect="1"/>
+                    </pic:cNvPicPr>
+                  </pic:nvPicPr>
+                  <pic:blipFill>
+                    <a:blip r:embed="rId132"/>
+                    <a:stretch>
+                      <a:fillRect/>
+                    </a:stretch>
+                  </pic:blipFill>
+                  <pic:spPr bwMode="auto">
+                    <a:xfrm>
+                      <a:off x="0" y="0"/>
+                      <a:ext cx="5334000" cy="2667000"/>
+                    </a:xfrm>
+                    <a:prstGeom prst="rect">
+                      <a:avLst/>
+                    </a:prstGeom>
+                    <a:noFill/>
+                    <a:ln w="9525">
+                      <a:noFill/>
+                      <a:headEnd/>
+                      <a:tailEnd/>
+                    </a:ln>
+                  </pic:spPr>
+                </pic:pic>
+              </a:graphicData>
+            </a:graphic>
+          </wp:inline>
+        </w:drawing>
+      </w:r>
+    </w:p>
+    <w:bookmarkEnd w:id="135"/>
+    <w:bookmarkStart w:id="139" w:name="model-selction-at-t1"/>
+    <w:p>
+      <w:pPr>
+        <w:pStyle w:val="Heading4"/>
+      </w:pPr>
+      <w:r>
+        <w:rPr>
+          <w:rStyle w:val="SectionNumber"/>
+        </w:rPr>
+        <w:t xml:space="preserve">7.1.2</w:t>
+      </w:r>
+      <w:r>
+        <w:tab/>
+      </w:r>
+      <w:r>
+        <w:t xml:space="preserve">Model selction at t1</w:t>
+      </w:r>
+    </w:p>
+    <w:p>
+      <w:pPr>
+        <w:pStyle w:val="FirstParagraph"/>
+      </w:pPr>
+      <w:r>
+        <w:drawing>
+          <wp:inline>
+            <wp:extent cx="5334000" cy="2667000"/>
+            <wp:effectExtent b="0" l="0" r="0" t="0"/>
+            <wp:docPr descr="" title="" id="137" name="Picture"/>
+            <a:graphic>
+              <a:graphicData uri="http://schemas.openxmlformats.org/drawingml/2006/picture">
+                <pic:pic>
+                  <pic:nvPicPr>
+                    <pic:cNvPr descr="treatment-calibration-trident-protocol_files/figure-docx/comp%20event%20plots%20at%20t1-1.png" id="138" name="Picture"/>
+                    <pic:cNvPicPr>
+                      <a:picLocks noChangeArrowheads="1" noChangeAspect="1"/>
+                    </pic:cNvPicPr>
+                  </pic:nvPicPr>
+                  <pic:blipFill>
+                    <a:blip r:embed="rId136"/>
+                    <a:stretch>
+                      <a:fillRect/>
+                    </a:stretch>
+                  </pic:blipFill>
+                  <pic:spPr bwMode="auto">
+                    <a:xfrm>
+                      <a:off x="0" y="0"/>
+                      <a:ext cx="5334000" cy="2667000"/>
+                    </a:xfrm>
+                    <a:prstGeom prst="rect">
+                      <a:avLst/>
+                    </a:prstGeom>
+                    <a:noFill/>
+                    <a:ln w="9525">
+                      <a:noFill/>
+                      <a:headEnd/>
+                      <a:tailEnd/>
+                    </a:ln>
+                  </pic:spPr>
+                </pic:pic>
+              </a:graphicData>
+            </a:graphic>
+          </wp:inline>
+        </w:drawing>
+      </w:r>
+    </w:p>
+    <w:bookmarkEnd w:id="139"/>
+    <w:bookmarkEnd w:id="140"/>
+    <w:bookmarkEnd w:id="141"/>
     <w:sectPr>
       <w:footnotePr>
         <w:numRestart w:val="eachSect"/>
